--- a/EOI_SIEVE-MGS/EOI_SIEVE-MGS_Blueprint_Biosecurity_CH.docx
+++ b/EOI_SIEVE-MGS/EOI_SIEVE-MGS_Blueprint_Biosecurity_CH.docx
@@ -470,7 +470,7 @@
         <w:t xml:space="preserve">单独的 ESM-2 [5]</w:t>
       </w:r>
       <w:r>
-        <w:t xml:space="preserve">，作用于六个翻译框并跨框汇合：其 UniRef 语料确实包含病毒蛋白，表征也能在早期预警所处的发散区间存活。不含编码内容的 reads 并非盲区：六个框都会被嵌到远离蛋白空间处，这本身即信息。约 50 aa 片段的嵌入质量作为第 1 月检查项。教师仅离线运行、仅用于训练数据，不属于交付物。</w:t>
+        <w:t xml:space="preserve">，作用于六个翻译框并跨框汇合：其 UniRef 语料含病毒蛋白，表征能在早期预警所处的发散区间存活。不含编码内容的 reads 并非盲区：六个框都会被嵌到远离蛋白空间处，这本身即信息。50 aa 片段的嵌入质量作为第 1 月检查项。教师仅离线运行、仅用于训练数据，不属于交付物。</w:t>
       </w:r>
     </w:p>
     <w:p>
@@ -510,37 +510,182 @@
         <w:rPr>
           <w:b/>
         </w:rPr>
-        <w:t xml:space="preserve">模型有两个输出头，因为污水里绝大多数</w:t>
-      </w:r>
-      <w:r>
-        <w:rPr>
-          <w:b/>
-        </w:rPr>
+        <w:t xml:space="preserve">模型有两个输出头，而负类并不干净。</w:t>
+      </w:r>
+      <w:r>
+        <w:t xml:space="preserve"> </w:t>
+      </w:r>
+      <w:r>
+        <w:t xml:space="preserve">我们分别估计 p(感染脊椎动物) 与 p(位于已知病毒空间之外)——噬菌体在污水病毒组中占绝对多数，属背景而非信号——两者同时高的 reads 才保留。真实背景并非干净的负样本集：其中既有</w:t>
+      </w:r>
+      <w:r>
+        <w:rPr>
+          <w:b/>
+        </w:rPr>
+        <w:t xml:space="preserve">已知病毒</w:t>
+      </w:r>
+      <w:r>
+        <w:t xml:space="preserve">（可比对参考库重标），也有</w:t>
+      </w:r>
+      <w:r>
+        <w:rPr>
+          <w:b/>
+        </w:rPr>
+        <w:t xml:space="preserve">未知病毒</w:t>
+      </w:r>
+      <w:r>
+        <w:t xml:space="preserve">（无法识别，而它们恰恰是我们的目标）。因此我们不把背景当作负类，而是在</w:t>
+      </w:r>
+      <w:r>
+        <w:rPr>
+          <w:b/>
+        </w:rPr>
+        <w:t xml:space="preserve">正样本—未标注（PU）框架 [9]</w:t>
+      </w:r>
+      <w:r>
+        <w:t xml:space="preserve"> </w:t>
+      </w:r>
+      <w:r>
+        <w:t xml:space="preserve">下训练，并估计背景中残余的正类比例，使报告的假阳性率不被正确检出抬高。学生模型是反向互补等变的膨胀卷积网络 [8]，≤5M 参数、INT8 量化，同时处理双链与 DNA/RNA，长读分块处理。</w:t>
+      </w:r>
+    </w:p>
+    <w:p>
+      <w:pPr>
+        <w:pStyle w:val="BodyText"/>
+      </w:pPr>
+      <w:r>
+        <w:rPr>
+          <w:b/>
+        </w:rPr>
+        <w:t xml:space="preserve">保证才是它可部署的原因。</w:t>
+      </w:r>
+      <w:r>
+        <w:t xml:space="preserve"> </w:t>
+      </w:r>
+      <w:r>
+        <w:t xml:space="preserve">借助 conformal risk control [10]，我们选取保留阈值 λ，使得真正新颖的 reads 落入</w:t>
+      </w:r>
+      <w:r>
+        <w:rPr>
+          <w:b/>
+        </w:rPr>
+        <w:t xml:space="preserve">被丢弃集合</w:t>
+      </w:r>
+      <w:r>
+        <w:t xml:space="preserve">的期望比例不超过 ε，置信度为 1−δ。目标一的核心交付物不是某一个工作点，而是完整的</w:t>
+      </w:r>
+      <w:r>
+        <w:t xml:space="preserve"> </w:t>
+      </w:r>
+      <w:r>
+        <w:rPr>
+          <w:b/>
+        </w:rPr>
+        <w:t xml:space="preserve">(ε, 压缩比) 曲线</w:t>
+      </w:r>
+      <w:r>
+        <w:t xml:space="preserve">：你说出你能容忍多大的漏检率，我们说出数据能消失几个数量级。</w:t>
+      </w:r>
+    </w:p>
+    <w:p>
+      <w:pPr>
+        <w:pStyle w:val="BodyText"/>
+      </w:pPr>
+      <w:r>
+        <w:t xml:space="preserve">我们同样会写出这个保证在哪里变弱。Conformal risk control 依赖可交换性，而不同汇水区、季节、文库化学之间并不可交换。因此我们按站点做滚动校准，并把</w:t>
+      </w:r>
+      <w:r>
         <w:t xml:space="preserve">“</w:t>
       </w:r>
       <w:r>
-        <w:rPr>
-          <w:b/>
-        </w:rPr>
-        <w:t xml:space="preserve">未知</w:t>
-      </w:r>
-      <w:r>
-        <w:rPr>
-          <w:b/>
-        </w:rPr>
+        <w:t xml:space="preserve">该界在刻意分布漂移下退化多少</w:t>
+      </w:r>
+      <w:r>
         <w:t xml:space="preserve">”</w:t>
       </w:r>
       <w:r>
-        <w:rPr>
-          <w:b/>
-        </w:rPr>
-        <w:t xml:space="preserve">根本不是病毒。</w:t>
-      </w:r>
-      <w:r>
-        <w:t xml:space="preserve"> </w:t>
-      </w:r>
-      <w:r>
-        <w:t xml:space="preserve">我们分别估计 p(病毒源) 与 p(位于已知病毒空间之外)，两者同时高的 reads 才进入保留集。学生模型是反向互补等变的膨胀卷积网络 [8]，≤5M 参数，INT8 量化，同时处理双链与 DNA/RNA，长读以重叠分块处理。</w:t>
+        <w:t xml:space="preserve">作为具名交付物报告，而非塞进附录。</w:t>
+      </w:r>
+    </w:p>
+    <w:p>
+      <w:pPr>
+        <w:pStyle w:val="Heading3"/>
+      </w:pPr>
+      <w:bookmarkStart w:id="24" w:name="目标二-生产特性刻画与即插即用部署第-412-月"/>
+      <w:r>
+        <w:t xml:space="preserve">目标二 — 生产特性刻画与</w:t>
+      </w:r>
+      <w:r>
+        <w:t xml:space="preserve">“</w:t>
+      </w:r>
+      <w:r>
+        <w:t xml:space="preserve">即插即用</w:t>
+      </w:r>
+      <w:r>
+        <w:t xml:space="preserve">”</w:t>
+      </w:r>
+      <w:r>
+        <w:t xml:space="preserve">部署（第 4–12 月）</w:t>
+      </w:r>
+      <w:bookmarkEnd w:id="24"/>
+    </w:p>
+    <w:p>
+      <w:pPr>
+        <w:pStyle w:val="FirstParagraph"/>
+      </w:pPr>
+      <w:r>
+        <w:t xml:space="preserve">决定性的实验可以用一句话概括：</w:t>
+      </w:r>
+      <w:r>
+        <w:rPr>
+          <w:b/>
+        </w:rPr>
+        <w:t xml:space="preserve">只喂给下游流程 0.01% 的 reads，它还能不能找到同样的东西？</w:t>
+      </w:r>
+      <w:r>
+        <w:t xml:space="preserve"> </w:t>
+      </w:r>
+      <w:r>
+        <w:t xml:space="preserve">我们把 SIEVE-MGS 装在 nf-core/mag、mgs-workflow、Kraken2/Bracken 与 geNomad 前面，比较</w:t>
+      </w:r>
+      <w:r>
+        <w:t xml:space="preserve">“</w:t>
+      </w:r>
+      <w:r>
+        <w:t xml:space="preserve">全量输入</w:t>
+      </w:r>
+      <w:r>
+        <w:t xml:space="preserve">”</w:t>
+      </w:r>
+      <w:r>
+        <w:t xml:space="preserve">与</w:t>
+      </w:r>
+      <w:r>
+        <w:t xml:space="preserve">“</w:t>
+      </w:r>
+      <w:r>
+        <w:t xml:space="preserve">筛后输入</w:t>
+      </w:r>
+      <w:r>
+        <w:t xml:space="preserve">”</w:t>
+      </w:r>
+      <w:r>
+        <w:t xml:space="preserve">在回收类群、contig 与标记候选上的一致性，同时给出端到端的墙钟时间与美元成本。</w:t>
+      </w:r>
+      <w:r>
+        <w:t xml:space="preserve">“</w:t>
+      </w:r>
+      <w:r>
+        <w:rPr>
+          <w:b/>
+        </w:rPr>
+        <w:t xml:space="preserve">同样的答案，千分之一的算力</w:t>
+      </w:r>
+      <w:r>
+        <w:t xml:space="preserve">”</w:t>
+      </w:r>
+      <w:r>
+        <w:t xml:space="preserve">这句话，决定了 CDC Biothreat Radar、NWSS 或 mSCAPE 这类项目是否真的装得上去——因此它是被测量出来的，不是被断言的。</w:t>
       </w:r>
     </w:p>
     <w:p>
@@ -548,37 +693,7 @@
         <w:pStyle w:val="BodyText"/>
       </w:pPr>
       <w:r>
-        <w:rPr>
-          <w:b/>
-        </w:rPr>
-        <w:t xml:space="preserve">保证才是它可部署的原因。</w:t>
-      </w:r>
-      <w:r>
-        <w:t xml:space="preserve"> </w:t>
-      </w:r>
-      <w:r>
-        <w:t xml:space="preserve">借助 conformal risk control [9]，我们选取保留阈值 λ，使得真正新颖的 reads 落入</w:t>
-      </w:r>
-      <w:r>
-        <w:rPr>
-          <w:b/>
-        </w:rPr>
-        <w:t xml:space="preserve">被丢弃集合</w:t>
-      </w:r>
-      <w:r>
-        <w:t xml:space="preserve">的期望比例不超过 ε，置信度为 1−δ。目标一的核心交付物不是某一个工作点，而是完整的</w:t>
-      </w:r>
-      <w:r>
-        <w:t xml:space="preserve"> </w:t>
-      </w:r>
-      <w:r>
-        <w:rPr>
-          <w:b/>
-        </w:rPr>
-        <w:t xml:space="preserve">(ε, 压缩比) 曲线</w:t>
-      </w:r>
-      <w:r>
-        <w:t xml:space="preserve">：你说出你能容忍多大的漏检率，我们说出数据能消失几个数量级。</w:t>
+        <w:t xml:space="preserve">另有三项刻画并行进行。</w:t>
       </w:r>
     </w:p>
     <w:p>
@@ -586,196 +701,181 @@
         <w:pStyle w:val="BodyText"/>
       </w:pPr>
       <w:r>
-        <w:t xml:space="preserve">我们同样会写出这个保证在哪里变弱。Conformal risk control 依赖可交换性，而不同汇水区、季节、文库化学之间并不可交换。因此我们按站点做滚动校准，并把</w:t>
+        <w:rPr>
+          <w:i/>
+        </w:rPr>
+        <w:t xml:space="preserve">吞吐与成本。</w:t>
+      </w:r>
+      <w:r>
+        <w:t xml:space="preserve"> </w:t>
+      </w:r>
+      <w:r>
+        <w:t xml:space="preserve">每 GPU 与每 CPU 核的 reads/秒、商用云上每十亿 reads 的成本、常驻内存，以及无需加载索引的流式模式。许多州公共卫生实验室没有 GPU，因此纯 CPU 路径是刚需而非附赠。目标是在 A100 级 GPU 上达到 ≥5×10⁵ reads/s——百亿 reads 的周度运行约五个 GPU-小时——但</w:t>
+      </w:r>
+      <w:r>
+        <w:rPr>
+          <w:b/>
+        </w:rPr>
+        <w:t xml:space="preserve">实测数字本身就是主要交付物</w:t>
+      </w:r>
+      <w:r>
+        <w:t xml:space="preserve">，无论结果如何都会公布。</w:t>
+      </w:r>
+    </w:p>
+    <w:p>
+      <w:pPr>
+        <w:pStyle w:val="BodyText"/>
+      </w:pPr>
+      <w:r>
+        <w:rPr>
+          <w:i/>
+        </w:rPr>
+        <w:t xml:space="preserve">真实背景下的保留率。</w:t>
+      </w:r>
+      <w:r>
+        <w:t xml:space="preserve"> </w:t>
+      </w:r>
+      <w:r>
+        <w:t xml:space="preserve">在模拟数据上压缩 10⁴× 什么也证明不了。我们在 CASPER（PRJNA1247874）、NWSS（PRJNA747181）、Tisza 2023（PRJNA966185）、Wolfe 2026（PRJNA1438722）与 Zephyr/Broad 鼻拭子（PRJNA1052714）上实测保留率，最后一项兼测跨样本类型迁移。如果真实污水只压得动 100×，我们就报 100×——因为 100× 在运营上依然是决定性的。</w:t>
+      </w:r>
+    </w:p>
+    <w:p>
+      <w:pPr>
+        <w:pStyle w:val="BodyText"/>
+      </w:pPr>
+      <w:r>
+        <w:rPr>
+          <w:i/>
+        </w:rPr>
+        <w:t xml:space="preserve">历史突发事件上的召回。</w:t>
+      </w:r>
+      <w:r>
+        <w:t xml:space="preserve"> </w:t>
+      </w:r>
+      <w:r>
+        <w:t xml:space="preserve">针对 2022 年 mpox 与 2024 年 H5N1 入污水，我们只问本项目该负责的那个窄问题：在相关 reads 确实存在的最早时间点上，</w:t>
+      </w:r>
+      <w:r>
+        <w:rPr>
+          <w:b/>
+        </w:rPr>
+        <w:t xml:space="preserve">筛查器把它们保留下来了吗？</w:t>
+      </w:r>
+      <w:r>
+        <w:t xml:space="preserve"> </w:t>
+      </w:r>
+      <w:r>
+        <w:t xml:space="preserve">是否告警、何时告警是另一个问题，本提案不声称回答。</w:t>
+      </w:r>
+    </w:p>
+    <w:p>
+      <w:pPr>
+        <w:pStyle w:val="Heading2"/>
+      </w:pPr>
+      <w:bookmarkStart w:id="25" w:name="交付物开放获取与执行速度"/>
+      <w:r>
+        <w:t xml:space="preserve">3. 交付物、开放获取与执行速度</w:t>
+      </w:r>
+      <w:bookmarkEnd w:id="25"/>
+    </w:p>
+    <w:p>
+      <w:pPr>
+        <w:pStyle w:val="FirstParagraph"/>
+      </w:pPr>
+      <w:r>
+        <w:rPr>
+          <w:rStyle w:val="VerbatimChar"/>
+        </w:rPr>
+        <w:t xml:space="preserve">sieve</w:t>
+      </w:r>
+      <w:r>
+        <w:t xml:space="preserve"> </w:t>
+      </w:r>
+      <w:r>
+        <w:t xml:space="preserve">自第 3 月起以 MIT/Apache-2.0 许可在 GitHub 公开，全程开放开发而非结束时一次性倾倒：PyTorch 训练代码、ONNX/TensorRT 部署、纯 CPU 回退，以及 nf-core 风格的 Nextflow 模块——已在跑 nf-core/mag 的项目只需加一步即可接入。权重、校准工件与基准数据发布至 Hugging Face 与 Zenodo（附持久 DOI）。预计两篇论文，均在投稿时同步预印。</w:t>
+      </w:r>
+    </w:p>
+    <w:p>
+      <w:pPr>
+        <w:pStyle w:val="BodyText"/>
+      </w:pPr>
+      <w:r>
+        <w:t xml:space="preserve">我们</w:t>
+      </w:r>
+      <w:r>
+        <w:rPr>
+          <w:b/>
+        </w:rPr>
+        <w:t xml:space="preserve">刻意不另建基准数据集</w:t>
+      </w:r>
+      <w:r>
+        <w:t xml:space="preserve">：已有或将有的公开基准都会在其上评测，并把留一分支划分回馈社区。本项目的贡献是模型、保证与实测运行成本。</w:t>
+      </w:r>
+    </w:p>
+    <w:p>
+      <w:pPr>
+        <w:pStyle w:val="BodyText"/>
+      </w:pPr>
+      <w:r>
+        <w:t xml:space="preserve">关于执行速度：不需湿实验、新采样或新硬件；数据均已公开并下载完毕，分析第一周即可开始。两个主要检查点都刻意设计成</w:t>
       </w:r>
       <w:r>
         <w:t xml:space="preserve">“</w:t>
       </w:r>
       <w:r>
-        <w:t xml:space="preserve">该界在刻意分布漂移下退化多少</w:t>
+        <w:t xml:space="preserve">早失败而非晚失败</w:t>
       </w:r>
       <w:r>
         <w:t xml:space="preserve">”</w:t>
       </w:r>
       <w:r>
-        <w:t xml:space="preserve">作为具名交付物报告，而非塞进附录。</w:t>
-      </w:r>
-    </w:p>
-    <w:p>
-      <w:pPr>
-        <w:pStyle w:val="Heading3"/>
-      </w:pPr>
-      <w:bookmarkStart w:id="24" w:name="目标二-生产特性刻画与即插即用部署第-412-月"/>
-      <w:r>
-        <w:t xml:space="preserve">目标二 — 生产特性刻画与</w:t>
-      </w:r>
-      <w:r>
-        <w:t xml:space="preserve">“</w:t>
-      </w:r>
-      <w:r>
-        <w:t xml:space="preserve">即插即用</w:t>
-      </w:r>
-      <w:r>
-        <w:t xml:space="preserve">”</w:t>
-      </w:r>
-      <w:r>
-        <w:t xml:space="preserve">部署（第 4–12 月）</w:t>
-      </w:r>
-      <w:bookmarkEnd w:id="24"/>
+        <w:t xml:space="preserve">。</w:t>
+      </w:r>
+    </w:p>
+    <w:p>
+      <w:pPr>
+        <w:pStyle w:val="Heading2"/>
+      </w:pPr>
+      <w:bookmarkStart w:id="26" w:name="团队与能力"/>
+      <w:r>
+        <w:t xml:space="preserve">4. 团队与能力</w:t>
+      </w:r>
+      <w:bookmarkEnd w:id="26"/>
     </w:p>
     <w:p>
       <w:pPr>
         <w:pStyle w:val="FirstParagraph"/>
       </w:pPr>
       <w:r>
-        <w:t xml:space="preserve">决定性的实验可以用一句话概括：</w:t>
-      </w:r>
-      <w:r>
-        <w:rPr>
-          <w:b/>
-        </w:rPr>
-        <w:t xml:space="preserve">只喂给下游流程 0.01% 的 reads，它还能不能找到同样的东西？</w:t>
-      </w:r>
-      <w:r>
-        <w:t xml:space="preserve"> </w:t>
-      </w:r>
-      <w:r>
-        <w:t xml:space="preserve">我们把 SIEVE-MGS 装在 nf-core/mag、mgs-workflow、Kraken2/Bracken 与 geNomad 前面，比较</w:t>
-      </w:r>
-      <w:r>
-        <w:t xml:space="preserve">“</w:t>
-      </w:r>
-      <w:r>
-        <w:t xml:space="preserve">全量输入</w:t>
-      </w:r>
-      <w:r>
-        <w:t xml:space="preserve">”</w:t>
-      </w:r>
-      <w:r>
-        <w:t xml:space="preserve">与</w:t>
-      </w:r>
-      <w:r>
-        <w:t xml:space="preserve">“</w:t>
-      </w:r>
-      <w:r>
-        <w:t xml:space="preserve">筛后输入</w:t>
-      </w:r>
-      <w:r>
-        <w:t xml:space="preserve">”</w:t>
-      </w:r>
-      <w:r>
-        <w:t xml:space="preserve">在回收类群、contig 与标记候选上的一致性，同时给出端到端的墙钟时间与美元成本。</w:t>
-      </w:r>
-      <w:r>
-        <w:t xml:space="preserve">“</w:t>
-      </w:r>
-      <w:r>
-        <w:rPr>
-          <w:b/>
-        </w:rPr>
-        <w:t xml:space="preserve">同样的答案，千分之一的算力</w:t>
-      </w:r>
-      <w:r>
-        <w:t xml:space="preserve">”</w:t>
-      </w:r>
-      <w:r>
-        <w:t xml:space="preserve">这句话，决定了 CDC Biothreat Radar、NWSS 或 mSCAPE 这类项目是否真的装得上去——因此它是被测量出来的，不是被断言的。</w:t>
-      </w:r>
-    </w:p>
-    <w:p>
-      <w:pPr>
-        <w:pStyle w:val="BodyText"/>
-      </w:pPr>
-      <w:r>
-        <w:t xml:space="preserve">另有三项刻画并行进行。</w:t>
-      </w:r>
-    </w:p>
-    <w:p>
-      <w:pPr>
-        <w:pStyle w:val="BodyText"/>
-      </w:pPr>
-      <w:r>
-        <w:rPr>
-          <w:i/>
-        </w:rPr>
-        <w:t xml:space="preserve">吞吐与成本。</w:t>
-      </w:r>
-      <w:r>
-        <w:t xml:space="preserve"> </w:t>
-      </w:r>
-      <w:r>
-        <w:t xml:space="preserve">每 GPU 与每 CPU 核的 reads/秒、商用云上每十亿 reads 的成本、常驻内存，以及无需加载索引的流式模式。许多州公共卫生实验室没有 GPU，因此纯 CPU 路径是刚需而非附赠。目标是在 A100 级 GPU 上达到 ≥5×10⁵ reads/s——百亿 reads 的周度运行约五个 GPU-小时——但</w:t>
-      </w:r>
-      <w:r>
-        <w:rPr>
-          <w:b/>
-        </w:rPr>
-        <w:t xml:space="preserve">实测数字本身就是主要交付物</w:t>
-      </w:r>
-      <w:r>
-        <w:t xml:space="preserve">，无论结果如何都会公布。</w:t>
-      </w:r>
-    </w:p>
-    <w:p>
-      <w:pPr>
-        <w:pStyle w:val="BodyText"/>
-      </w:pPr>
-      <w:r>
-        <w:rPr>
-          <w:i/>
-        </w:rPr>
-        <w:t xml:space="preserve">真实背景下的保留率。</w:t>
-      </w:r>
-      <w:r>
-        <w:t xml:space="preserve"> </w:t>
-      </w:r>
-      <w:r>
-        <w:t xml:space="preserve">在模拟数据上压缩 10⁴× 什么也证明不了。我们在 CASPER（PRJNA1247874）、NWSS（PRJNA747181）、Tisza 2023（PRJNA966185）、Wolfe 2026（PRJNA1438722）与 Zephyr/Broad 鼻拭子（PRJNA1052714）上实测保留率，最后一项兼测跨样本类型迁移。如果真实污水只压得动 100×，我们就报 100×——因为 100× 在运营上依然是决定性的。</w:t>
-      </w:r>
-    </w:p>
-    <w:p>
-      <w:pPr>
-        <w:pStyle w:val="BodyText"/>
-      </w:pPr>
-      <w:r>
-        <w:rPr>
-          <w:i/>
-        </w:rPr>
-        <w:t xml:space="preserve">历史突发事件上的召回。</w:t>
-      </w:r>
-      <w:r>
-        <w:t xml:space="preserve"> </w:t>
-      </w:r>
-      <w:r>
-        <w:t xml:space="preserve">针对 2022 年 mpox 与 2024 年 H5N1 入污水，我们只问本项目该负责的那个窄问题：在相关 reads 确实存在的最早时间点上，</w:t>
-      </w:r>
-      <w:r>
-        <w:rPr>
-          <w:b/>
-        </w:rPr>
-        <w:t xml:space="preserve">筛查器把它们保留下来了吗？</w:t>
-      </w:r>
-      <w:r>
-        <w:t xml:space="preserve"> </w:t>
-      </w:r>
-      <w:r>
-        <w:t xml:space="preserve">是否告警、何时告警是另一个问题，本提案不声称回答。</w:t>
-      </w:r>
-    </w:p>
-    <w:p>
-      <w:pPr>
-        <w:pStyle w:val="Heading2"/>
-      </w:pPr>
-      <w:bookmarkStart w:id="25" w:name="交付物开放获取与执行速度"/>
-      <w:r>
-        <w:t xml:space="preserve">3. 交付物、开放获取与执行速度</w:t>
-      </w:r>
-      <w:bookmarkEnd w:id="25"/>
-    </w:p>
-    <w:p>
-      <w:pPr>
-        <w:pStyle w:val="FirstParagraph"/>
-      </w:pPr>
+        <w:rPr>
+          <w:b/>
+        </w:rPr>
+        <w:t xml:space="preserve">彭思华博士 — 项目负责人。</w:t>
+      </w:r>
+      <w:r>
+        <w:t xml:space="preserve"> </w:t>
+      </w:r>
+      <w:r>
+        <w:t xml:space="preserve">佐治亚大学公共卫生学院研究科学家；40 余篇同行评审论文（h 指数 24），横跨计算生物学、生物统计学与机器学习。</w:t>
+      </w:r>
+      <w:r>
+        <w:rPr>
+          <w:b/>
+        </w:rPr>
+        <w:t xml:space="preserve">本项目里深度学习那一半是已被证实的能力，而非自述</w:t>
+      </w:r>
+      <w:r>
+        <w:t xml:space="preserve">：PI 长期开发并公开发布微调的蛋白与生物语言模型（huggingface.co/sihuapeng），数个为 3B 量级——</w:t>
+      </w:r>
+      <w:r>
+        <w:rPr>
+          <w:b/>
+        </w:rPr>
+        <w:t xml:space="preserve">正是目标一教师所依托的同一模型家族</w:t>
+      </w:r>
+      <w:r>
+        <w:t xml:space="preserve">；这也是我们能为 RFP 开放性评分项提供的最直接证据：</w:t>
+      </w:r>
       <w:r>
         <w:rPr>
           <w:rStyle w:val="VerbatimChar"/>
@@ -786,101 +886,7 @@
         <w:t xml:space="preserve"> </w:t>
       </w:r>
       <w:r>
-        <w:t xml:space="preserve">自第 3 月起以 MIT/Apache-2.0 许可在 GitHub 公开，全程开放开发而非结束时一次性倾倒：PyTorch 训练代码、ONNX/TensorRT 部署、纯 CPU 回退，以及 nf-core 风格的 Nextflow 模块——已在跑 nf-core/mag 的项目只需加一步即可接入。权重、校准工件与基准数据发布至 Hugging Face 与 Zenodo（附持久 DOI）。预计两篇论文，均在投稿时同步预印。</w:t>
-      </w:r>
-    </w:p>
-    <w:p>
-      <w:pPr>
-        <w:pStyle w:val="BodyText"/>
-      </w:pPr>
-      <w:r>
-        <w:t xml:space="preserve">我们</w:t>
-      </w:r>
-      <w:r>
-        <w:rPr>
-          <w:b/>
-        </w:rPr>
-        <w:t xml:space="preserve">刻意不另建基准数据集</w:t>
-      </w:r>
-      <w:r>
-        <w:t xml:space="preserve">：已有或将有的公开基准我们都会在其上评测，并把留一分支划分回馈社区。本项目的贡献是模型、保证与实测运行成本。</w:t>
-      </w:r>
-    </w:p>
-    <w:p>
-      <w:pPr>
-        <w:pStyle w:val="BodyText"/>
-      </w:pPr>
-      <w:r>
-        <w:t xml:space="preserve">关于执行速度：不需湿实验、新采样或新硬件；数据均已公开并下载完毕，分析第一周即可开始。两个主要检查点都刻意设计成</w:t>
-      </w:r>
-      <w:r>
-        <w:t xml:space="preserve">“</w:t>
-      </w:r>
-      <w:r>
-        <w:t xml:space="preserve">早失败而非晚失败</w:t>
-      </w:r>
-      <w:r>
-        <w:t xml:space="preserve">”</w:t>
-      </w:r>
-      <w:r>
-        <w:t xml:space="preserve">。</w:t>
-      </w:r>
-    </w:p>
-    <w:p>
-      <w:pPr>
-        <w:pStyle w:val="Heading2"/>
-      </w:pPr>
-      <w:bookmarkStart w:id="26" w:name="团队与能力"/>
-      <w:r>
-        <w:t xml:space="preserve">4. 团队与能力</w:t>
-      </w:r>
-      <w:bookmarkEnd w:id="26"/>
-    </w:p>
-    <w:p>
-      <w:pPr>
-        <w:pStyle w:val="FirstParagraph"/>
-      </w:pPr>
-      <w:r>
-        <w:rPr>
-          <w:b/>
-        </w:rPr>
-        <w:t xml:space="preserve">彭思华博士 — 项目负责人。</w:t>
-      </w:r>
-      <w:r>
-        <w:t xml:space="preserve"> </w:t>
-      </w:r>
-      <w:r>
-        <w:t xml:space="preserve">佐治亚大学公共卫生学院研究科学家；40 余篇同行评审论文（h 指数 24），横跨计算生物学、生物统计学与机器学习。</w:t>
-      </w:r>
-      <w:r>
-        <w:rPr>
-          <w:b/>
-        </w:rPr>
-        <w:t xml:space="preserve">本项目里深度学习那一半是已被证实的能力，而非自述</w:t>
-      </w:r>
-      <w:r>
-        <w:t xml:space="preserve">：PI 长期开发并公开发布微调的蛋白与生物语言模型（huggingface.co/sihuapeng），其中数个为 3B 参数量级——</w:t>
-      </w:r>
-      <w:r>
-        <w:rPr>
-          <w:b/>
-        </w:rPr>
-        <w:t xml:space="preserve">正是目标一教师所依托的同一模型家族</w:t>
-      </w:r>
-      <w:r>
-        <w:t xml:space="preserve">；这也是我们能为 RFP 开放性评分项提供的最直接证据：</w:t>
-      </w:r>
-      <w:r>
-        <w:rPr>
-          <w:rStyle w:val="VerbatimChar"/>
-        </w:rPr>
-        <w:t xml:space="preserve">sieve</w:t>
-      </w:r>
-      <w:r>
-        <w:t xml:space="preserve"> </w:t>
-      </w:r>
-      <w:r>
-        <w:t xml:space="preserve">的权重与校准工件将以同样方式发布在同一平台。PI 同时在 Illumina、PacBio HiFi 与 Nanopore 三平台开展生产级宏基因组工作，经 GACRC 的 SLURM 集群规模化运行。这一组合很少见：蛋白语言模型工程、无分布假设的不确定性量化，以及对宏基因组流程真实成本的一手经验。目标一里的那个保证不是装饰——它是一个公共卫生项目愿意丢掉 99.99% 数据的</w:t>
+        <w:t xml:space="preserve">的权重与校准工件将以同样方式发布在同一平台。PI 同时在 Illumina、PacBio HiFi 与 Nanopore 三平台开展生产级宏基因组工作，经 GACRC 的 SLURM 集群规模化运行。这一组合很少见：蛋白语言模型工程、无分布假设的不确定性量化，以及对宏基因组流程真实成本的一手经验。目标一里的那个保证不是装饰——它是公共卫生项目愿意丢掉 99.99% 数据的</w:t>
       </w:r>
       <w:r>
         <w:rPr>
@@ -889,7 +895,7 @@
         <w:t xml:space="preserve">唯一理由</w:t>
       </w:r>
       <w:r>
-        <w:t xml:space="preserve">，而把它陈述正确，首先是一个统计学问题，其次才是机器学习问题。</w:t>
+        <w:t xml:space="preserve">，而把它陈述正确首先是统计学问题，其次才是机器学习问题。</w:t>
       </w:r>
     </w:p>
     <w:p>
@@ -1261,7 +1267,7 @@
         <w:t xml:space="preserve">”</w:t>
       </w:r>
       <w:r>
-        <w:t xml:space="preserve">的模型，按到最近保留邻居的 ANI 分层。若该项毫无贡献，退路是放大学生模型——仍比教师快两个数量级——而这一否定结果本身即可发表。</w:t>
+        <w:t xml:space="preserve">的模型，按 ANI 分层。若该项毫无贡献，退路是放大学生模型——仍比教师快两个数量级——而这一否定结果本身即可发表。</w:t>
       </w:r>
     </w:p>
     <w:p>
@@ -1295,7 +1301,7 @@
         <w:t xml:space="preserve"> </w:t>
       </w:r>
       <w:r>
-        <w:t xml:space="preserve">前者以逐站点滚动校准应对，退化幅度由跨站点、跨季节、跨平台的漂移压力测试量化；后者正是筛查器被刻意设为高召回、低精度的原因——我们界定的是被丢弃的部分而非被保留的部分，控假阳性是下游的职责。产出候选前，分数先聚合到序列簇上。</w:t>
+        <w:t xml:space="preserve">前者以逐站点滚动校准应对，退化幅度由跨站点、跨季节、跨平台的漂移压力测试量化；后者正是筛查器设为高召回、低精度的原因——我们界定的是被丢弃的部分而非被保留的部分，控假阳性是下游的职责。</w:t>
       </w:r>
     </w:p>
     <w:p>
@@ -1531,6 +1537,33 @@
       </w:r>
       <w:r>
         <w:t xml:space="preserve">103663, 2017.</w:t>
+      </w:r>
+    </w:p>
+    <w:p>
+      <w:pPr>
+        <w:numPr>
+          <w:ilvl w:val="0"/>
+          <w:numId w:val="1001"/>
+        </w:numPr>
+        <w:pStyle w:val="Compact"/>
+      </w:pPr>
+      <w:r>
+        <w:t xml:space="preserve">Kiryo R, Niu G, du Plessis MC, Sugiyama M. Positive-unlabeled learning with non-negative risk estimator.</w:t>
+      </w:r>
+      <w:r>
+        <w:t xml:space="preserve"> </w:t>
+      </w:r>
+      <w:r>
+        <w:rPr>
+          <w:i/>
+        </w:rPr>
+        <w:t xml:space="preserve">Advances in Neural Information Processing Systems</w:t>
+      </w:r>
+      <w:r>
+        <w:t xml:space="preserve"> </w:t>
+      </w:r>
+      <w:r>
+        <w:t xml:space="preserve">2017;30.</w:t>
       </w:r>
     </w:p>
     <w:p>

--- a/EOI_SIEVE-MGS/EOI_SIEVE-MGS_Blueprint_Biosecurity_CH.docx
+++ b/EOI_SIEVE-MGS/EOI_SIEVE-MGS_Blueprint_Biosecurity_CH.docx
@@ -493,13 +493,13 @@
         <w:t xml:space="preserve">“</w:t>
       </w:r>
       <w:r>
-        <w:t xml:space="preserve">到最近保留邻居的 ANI</w:t>
+        <w:t xml:space="preserve">到最近保留邻居的蛋白一致性（AAI）</w:t>
       </w:r>
       <w:r>
         <w:t xml:space="preserve">”</w:t>
       </w:r>
       <w:r>
-        <w:t xml:space="preserve">连续标定，结果按难度分层报告——因为汇总会掩盖 80% 以下同一性那个区间，而真正新颖的病原体恰恰落在那里。</w:t>
+        <w:t xml:space="preserve">标定——核酸 ANI 在 80% 以下无法测量，而那恰是新颖病原体所在的区间——结果按难度分层而非汇总报告。</w:t>
       </w:r>
     </w:p>
     <w:p>
@@ -1267,7 +1267,7 @@
         <w:t xml:space="preserve">”</w:t>
       </w:r>
       <w:r>
-        <w:t xml:space="preserve">的模型，按 ANI 分层。若该项毫无贡献，退路是放大学生模型——仍比教师快两个数量级——而这一否定结果本身即可发表。</w:t>
+        <w:t xml:space="preserve">的模型，按 AAI 分层。若该项毫无贡献，退路是放大学生模型——仍比教师快两个数量级——而这一否定结果本身即可发表。</w:t>
       </w:r>
     </w:p>
     <w:p>
